--- a/policies/build/masters_hco/HCO.COP.7_v2_master.docx
+++ b/policies/build/masters_hco/HCO.COP.7_v2_master.docx
@@ -761,7 +761,7 @@
           <w:sz w:val="22"/>
           <w:szCs w:val="22"/>
         </w:rPr>
-        <w:t xml:space="preserve">Boundaries: do not copy SHCO COP wording. Do not overwrite AAC policies. Spell out abbreviations on first use in training materials.</w:t>
+        <w:t xml:space="preserve">Boundaries: do not overwrite HCO AAC policies. Spell out abbreviations on first use in training materials.</w:t>
       </w:r>
     </w:p>
     <w:p>
@@ -929,7 +929,7 @@
         <w:spacing w:after="100" w:before="220"/>
       </w:pPr>
       <w:r>
-        <w:t xml:space="preserve">5.1 Clinical procedures are performed based on the clinical needs of the ..</w:t>
+        <w:t xml:space="preserve">5.1 Clinical procedures are performed based on the clinical needs of the..</w:t>
       </w:r>
     </w:p>
     <w:p>
@@ -962,7 +962,7 @@
         <w:spacing w:after="100" w:before="220"/>
       </w:pPr>
       <w:r>
-        <w:t xml:space="preserve">5.2 Performance of various clinical procedures is based on written guidan..</w:t>
+        <w:t xml:space="preserve">5.2 Performance of various clinical procedures is based on written guidance..</w:t>
       </w:r>
     </w:p>
     <w:p>
@@ -995,7 +995,7 @@
         <w:spacing w:after="100" w:before="220"/>
       </w:pPr>
       <w:r>
-        <w:t xml:space="preserve">5.3 Qualified personnel order, plan, perform and assist in performing pro..</w:t>
+        <w:t xml:space="preserve">5.3 Qualified personnel order, plan, perform and assist in performing..</w:t>
       </w:r>
     </w:p>
     <w:p>
@@ -1028,7 +1028,7 @@
         <w:spacing w:after="100" w:before="220"/>
       </w:pPr>
       <w:r>
-        <w:t xml:space="preserve">5.4 Care is taken to prevent adverse events like a wrong patient, wrong p..</w:t>
+        <w:t xml:space="preserve">5.4 Care is taken to prevent adverse events like a wrong patient, wrong..</w:t>
       </w:r>
     </w:p>
     <w:p>
@@ -1073,7 +1073,7 @@
         <w:spacing w:after="100" w:before="220"/>
       </w:pPr>
       <w:r>
-        <w:t xml:space="preserve">5.5 Informed consent is taken by the personnel performing the procedure, ..</w:t>
+        <w:t xml:space="preserve">5.5 Informed consent is taken by the personnel performing the procedure..</w:t>
       </w:r>
     </w:p>
     <w:p>
@@ -1218,6 +1218,20 @@
       </w:pPr>
       <w:r>
         <w:t xml:space="preserve">7. Governance and responsibility</w:t>
+      </w:r>
+    </w:p>
+    <w:p>
+      <w:pPr>
+        <w:spacing w:after="20" w:before="100"/>
+      </w:pPr>
+      <w:r>
+        <w:rPr>
+          <w:b/>
+          <w:bCs/>
+          <w:sz w:val="22"/>
+          <w:szCs w:val="22"/>
+        </w:rPr>
+        <w:t xml:space="preserve">Medical Superintendent</w:t>
       </w:r>
     </w:p>
     <w:p>
@@ -1234,7 +1248,21 @@
           <w:sz w:val="22"/>
           <w:szCs w:val="22"/>
         </w:rPr>
-        <w:t xml:space="preserve">Medical Superintendent</w:t>
+        <w:t xml:space="preserve">Accountable that COP.7 is resourced and followed.</w:t>
+      </w:r>
+    </w:p>
+    <w:p>
+      <w:pPr>
+        <w:spacing w:after="20" w:before="100"/>
+      </w:pPr>
+      <w:r>
+        <w:rPr>
+          <w:b/>
+          <w:bCs/>
+          <w:sz w:val="22"/>
+          <w:szCs w:val="22"/>
+        </w:rPr>
+        <w:t xml:space="preserve">Quality Coordinator</w:t>
       </w:r>
     </w:p>
     <w:p>
@@ -1251,7 +1279,21 @@
           <w:sz w:val="22"/>
           <w:szCs w:val="22"/>
         </w:rPr>
-        <w:t xml:space="preserve">Accountable that COP.7 is resourced and followed.</w:t>
+        <w:t xml:space="preserve">Owns day-to-day implementation and records for this standard.</w:t>
+      </w:r>
+    </w:p>
+    <w:p>
+      <w:pPr>
+        <w:spacing w:after="20" w:before="100"/>
+      </w:pPr>
+      <w:r>
+        <w:rPr>
+          <w:b/>
+          <w:bCs/>
+          <w:sz w:val="22"/>
+          <w:szCs w:val="22"/>
+        </w:rPr>
+        <w:t xml:space="preserve">Treating doctors / nurses / technicians (as applicable)</w:t>
       </w:r>
     </w:p>
     <w:p>
@@ -1268,6 +1310,20 @@
           <w:sz w:val="22"/>
           <w:szCs w:val="22"/>
         </w:rPr>
+        <w:t xml:space="preserve">Deliver care as written; escalate stop-work triggers without delay.</w:t>
+      </w:r>
+    </w:p>
+    <w:p>
+      <w:pPr>
+        <w:spacing w:after="20" w:before="100"/>
+      </w:pPr>
+      <w:r>
+        <w:rPr>
+          <w:b/>
+          <w:bCs/>
+          <w:sz w:val="22"/>
+          <w:szCs w:val="22"/>
+        </w:rPr>
         <w:t xml:space="preserve">Quality Coordinator</w:t>
       </w:r>
     </w:p>
@@ -1285,7 +1341,28 @@
           <w:sz w:val="22"/>
           <w:szCs w:val="22"/>
         </w:rPr>
-        <w:t xml:space="preserve">Owns day-to-day implementation and records for this standard.</w:t>
+        <w:t xml:space="preserve">Audits this policy «quarterly»; holds training acknowledgements.</w:t>
+      </w:r>
+    </w:p>
+    <w:p>
+      <w:pPr>
+        <w:pStyle w:val="Heading1"/>
+        <w:spacing w:after="120" w:before="280"/>
+      </w:pPr>
+      <w:r>
+        <w:t xml:space="preserve">8. Quality monitoring (RCA → CAPA)</w:t>
+      </w:r>
+    </w:p>
+    <w:p>
+      <w:pPr>
+        <w:spacing w:after="140"/>
+      </w:pPr>
+      <w:r>
+        <w:rPr>
+          <w:sz w:val="22"/>
+          <w:szCs w:val="22"/>
+        </w:rPr>
+        <w:t xml:space="preserve">The Quality Coordinator audits this policy «quarterly». The audit reviews:</w:t>
       </w:r>
     </w:p>
     <w:p>
@@ -1302,7 +1379,7 @@
           <w:sz w:val="22"/>
           <w:szCs w:val="22"/>
         </w:rPr>
-        <w:t xml:space="preserve">Treating doctors / nurses / technicians (as applicable)</w:t>
+        <w:t xml:space="preserve">Records for a sample of this standard's objective elements, checked against the What-we-do steps.</w:t>
       </w:r>
     </w:p>
     <w:p>
@@ -1319,7 +1396,7 @@
           <w:sz w:val="22"/>
           <w:szCs w:val="22"/>
         </w:rPr>
-        <w:t xml:space="preserve">Deliver care as written; escalate stop-work triggers without delay.</w:t>
+        <w:t xml:space="preserve">Documentary evidence is on file for each asterisked objective element in the sample.</w:t>
       </w:r>
     </w:p>
     <w:p>
@@ -1336,7 +1413,7 @@
           <w:sz w:val="22"/>
           <w:szCs w:val="22"/>
         </w:rPr>
-        <w:t xml:space="preserve">Quality Coordinator</w:t>
+        <w:t xml:space="preserve">CORE objective elements show no critical gaps in the sample.</w:t>
       </w:r>
     </w:p>
     <w:p>
@@ -1353,108 +1430,19 @@
           <w:sz w:val="22"/>
           <w:szCs w:val="22"/>
         </w:rPr>
-        <w:t xml:space="preserve">Audits this policy «quarterly»; holds training acknowledgements.</w:t>
-      </w:r>
-    </w:p>
-    <w:p>
-      <w:pPr>
-        <w:pStyle w:val="Heading1"/>
-        <w:spacing w:after="120" w:before="280"/>
-      </w:pPr>
-      <w:r>
-        <w:t xml:space="preserve">8. Quality monitoring (RCA → CAPA)</w:t>
-      </w:r>
-    </w:p>
-    <w:p>
-      <w:pPr>
-        <w:spacing w:after="140"/>
-      </w:pPr>
-      <w:r>
-        <w:rPr>
-          <w:sz w:val="22"/>
-          <w:szCs w:val="22"/>
-        </w:rPr>
-        <w:t xml:space="preserve">The Quality Coordinator audits this policy «quarterly».</w:t>
-      </w:r>
-    </w:p>
-    <w:p>
-      <w:pPr>
-        <w:spacing w:after="140"/>
-      </w:pPr>
-      <w:r>
-        <w:rPr>
-          <w:sz w:val="22"/>
-          <w:szCs w:val="22"/>
-        </w:rPr>
-        <w:t xml:space="preserve">What is monitored each quarter:</w:t>
-      </w:r>
-    </w:p>
-    <w:p>
-      <w:pPr>
-        <w:pStyle w:val="ListParagraph"/>
-        <w:numPr>
-          <w:ilvl w:val="0"/>
-          <w:numId w:val="1"/>
-        </w:numPr>
-        <w:spacing w:after="60"/>
-      </w:pPr>
-      <w:r>
-        <w:rPr>
-          <w:sz w:val="22"/>
-          <w:szCs w:val="22"/>
-        </w:rPr>
-        <w:t xml:space="preserve">Sample of records for each OE COP.7.a–g.</w:t>
-      </w:r>
-    </w:p>
-    <w:p>
-      <w:pPr>
-        <w:pStyle w:val="ListParagraph"/>
-        <w:numPr>
-          <w:ilvl w:val="0"/>
-          <w:numId w:val="1"/>
-        </w:numPr>
-        <w:spacing w:after="60"/>
-      </w:pPr>
-      <w:r>
-        <w:rPr>
-          <w:sz w:val="22"/>
-          <w:szCs w:val="22"/>
-        </w:rPr>
-        <w:t xml:space="preserve">Asterisked elements (bd) have document evidence as required.</w:t>
-      </w:r>
-    </w:p>
-    <w:p>
-      <w:pPr>
-        <w:pStyle w:val="ListParagraph"/>
-        <w:numPr>
-          <w:ilvl w:val="0"/>
-          <w:numId w:val="1"/>
-        </w:numPr>
-        <w:spacing w:after="60"/>
-      </w:pPr>
-      <w:r>
-        <w:rPr>
-          <w:sz w:val="22"/>
-          <w:szCs w:val="22"/>
-        </w:rPr>
-        <w:t xml:space="preserve">CORE elements (d) show no critical gaps in the sample.</w:t>
-      </w:r>
-    </w:p>
-    <w:p>
-      <w:pPr>
-        <w:pStyle w:val="ListParagraph"/>
-        <w:numPr>
-          <w:ilvl w:val="0"/>
-          <w:numId w:val="1"/>
-        </w:numPr>
-        <w:spacing w:after="60"/>
-      </w:pPr>
-      <w:r>
-        <w:rPr>
-          <w:sz w:val="22"/>
-          <w:szCs w:val="22"/>
-        </w:rPr>
         <w:t xml:space="preserve">Stop-work events (if any) are logged with outcome.</w:t>
+      </w:r>
+    </w:p>
+    <w:p>
+      <w:pPr>
+        <w:spacing w:after="140"/>
+      </w:pPr>
+      <w:r>
+        <w:rPr>
+          <w:sz w:val="22"/>
+          <w:szCs w:val="22"/>
+        </w:rPr>
+        <w:t xml:space="preserve">Root-cause analysis is required when a gap found in this audit remains open beyond «90 days».</w:t>
       </w:r>
     </w:p>
     <w:p>
@@ -3192,7 +3180,7 @@
           <w:sz w:val="22"/>
           <w:szCs w:val="22"/>
         </w:rPr>
-        <w:t xml:space="preserve">Records showing COP.7.a was followed for sampled patients/cases.</w:t>
+        <w:t xml:space="preserve">Clinical-indication documentation for a sampled procedure.</w:t>
       </w:r>
     </w:p>
     <w:p>
@@ -3209,7 +3197,7 @@
           <w:sz w:val="22"/>
           <w:szCs w:val="22"/>
         </w:rPr>
-        <w:t xml:space="preserve">Written guidance / protocol referenced for this element (where required).</w:t>
+        <w:t xml:space="preserve">Justification record in the medical record.</w:t>
       </w:r>
     </w:p>
     <w:p>
@@ -3226,7 +3214,7 @@
           <w:sz w:val="22"/>
           <w:szCs w:val="22"/>
         </w:rPr>
-        <w:t xml:space="preserve">Audit sample notes for COP.7.a reviewed «quarterly».</w:t>
+        <w:t xml:space="preserve">Confirmation the procedure matched clinical need.</w:t>
       </w:r>
     </w:p>
     <w:p>
@@ -3252,7 +3240,7 @@
           <w:sz w:val="22"/>
           <w:szCs w:val="22"/>
         </w:rPr>
-        <w:t xml:space="preserve">Records showing COP.7.b was followed for sampled patients/cases.</w:t>
+        <w:t xml:space="preserve">Written procedure-specific guidance or protocol.</w:t>
       </w:r>
     </w:p>
     <w:p>
@@ -3269,7 +3257,7 @@
           <w:sz w:val="22"/>
           <w:szCs w:val="22"/>
         </w:rPr>
-        <w:t xml:space="preserve">Written guidance / protocol referenced for this element (where required).</w:t>
+        <w:t xml:space="preserve">Safety-checklist record for the procedure.</w:t>
       </w:r>
     </w:p>
     <w:p>
@@ -3286,7 +3274,16 @@
           <w:sz w:val="22"/>
           <w:szCs w:val="22"/>
         </w:rPr>
-        <w:t xml:space="preserve">Audit sample notes for COP.7.b reviewed «quarterly».</w:t>
+        <w:t xml:space="preserve">Staff-training record on the guidance.</w:t>
+      </w:r>
+    </w:p>
+    <w:p>
+      <w:pPr>
+        <w:pStyle w:val="Heading2"/>
+        <w:spacing w:after="100" w:before="220"/>
+      </w:pPr>
+      <w:r>
+        <w:t xml:space="preserve">COP.7.c — Qualified personnel order, plan, perform and assist in performing procedures.</w:t>
       </w:r>
     </w:p>
     <w:p>
@@ -3303,16 +3300,7 @@
           <w:sz w:val="22"/>
           <w:szCs w:val="22"/>
         </w:rPr>
-        <w:t xml:space="preserve">Documented evidence specifically required by the asterisked interpretation.</w:t>
-      </w:r>
-    </w:p>
-    <w:p>
-      <w:pPr>
-        <w:pStyle w:val="Heading2"/>
-        <w:spacing w:after="100" w:before="220"/>
-      </w:pPr>
-      <w:r>
-        <w:t xml:space="preserve">COP.7.c — Qualified personnel order, plan, perform and assist in performing procedures.</w:t>
+        <w:t xml:space="preserve">Credentialing or privileging cross-reference (HRM.11–13) for personnel performing the procedure.</w:t>
       </w:r>
     </w:p>
     <w:p>
@@ -3329,7 +3317,7 @@
           <w:sz w:val="22"/>
           <w:szCs w:val="22"/>
         </w:rPr>
-        <w:t xml:space="preserve">Records showing COP.7.c was followed for sampled patients/cases.</w:t>
+        <w:t xml:space="preserve">Order and performer-identification record.</w:t>
       </w:r>
     </w:p>
     <w:p>
@@ -3346,7 +3334,16 @@
           <w:sz w:val="22"/>
           <w:szCs w:val="22"/>
         </w:rPr>
-        <w:t xml:space="preserve">Written guidance / protocol referenced for this element (where required).</w:t>
+        <w:t xml:space="preserve">Assisting-personnel qualification record.</w:t>
+      </w:r>
+    </w:p>
+    <w:p>
+      <w:pPr>
+        <w:pStyle w:val="Heading2"/>
+        <w:spacing w:after="100" w:before="220"/>
+      </w:pPr>
+      <w:r>
+        <w:t xml:space="preserve">COP.7.d — Care is taken to prevent adverse events like a wrong patient, wrong procedure and wrong site.</w:t>
       </w:r>
     </w:p>
     <w:p>
@@ -3363,16 +3360,7 @@
           <w:sz w:val="22"/>
           <w:szCs w:val="22"/>
         </w:rPr>
-        <w:t xml:space="preserve">Audit sample notes for COP.7.c reviewed «quarterly».</w:t>
-      </w:r>
-    </w:p>
-    <w:p>
-      <w:pPr>
-        <w:pStyle w:val="Heading2"/>
-        <w:spacing w:after="100" w:before="220"/>
-      </w:pPr>
-      <w:r>
-        <w:t xml:space="preserve">COP.7.d — Care is taken to prevent adverse events like a wrong patient, wrong procedure and wrong site.</w:t>
+        <w:t xml:space="preserve">Site, procedure and patient verification checklist for a sampled procedure.</w:t>
       </w:r>
     </w:p>
     <w:p>
@@ -3389,7 +3377,7 @@
           <w:sz w:val="22"/>
           <w:szCs w:val="22"/>
         </w:rPr>
-        <w:t xml:space="preserve">Records showing COP.7.d was followed for sampled patients/cases.</w:t>
+        <w:t xml:space="preserve">Time-out record before the procedure.</w:t>
       </w:r>
     </w:p>
     <w:p>
@@ -3406,7 +3394,16 @@
           <w:sz w:val="22"/>
           <w:szCs w:val="22"/>
         </w:rPr>
-        <w:t xml:space="preserve">Written guidance / protocol referenced for this element (where required).</w:t>
+        <w:t xml:space="preserve">Near-miss or adverse-event record, where applicable.</w:t>
+      </w:r>
+    </w:p>
+    <w:p>
+      <w:pPr>
+        <w:pStyle w:val="Heading2"/>
+        <w:spacing w:after="100" w:before="220"/>
+      </w:pPr>
+      <w:r>
+        <w:t xml:space="preserve">COP.7.e — Informed consent is taken by the personnel performing the procedure, where applicable.</w:t>
       </w:r>
     </w:p>
     <w:p>
@@ -3423,7 +3420,7 @@
           <w:sz w:val="22"/>
           <w:szCs w:val="22"/>
         </w:rPr>
-        <w:t xml:space="preserve">Audit sample notes for COP.7.d reviewed «quarterly».</w:t>
+        <w:t xml:space="preserve">Consent form signed by the performing personnel.</w:t>
       </w:r>
     </w:p>
     <w:p>
@@ -3440,16 +3437,7 @@
           <w:sz w:val="22"/>
           <w:szCs w:val="22"/>
         </w:rPr>
-        <w:t xml:space="preserve">Documented evidence specifically required by the asterisked interpretation.</w:t>
-      </w:r>
-    </w:p>
-    <w:p>
-      <w:pPr>
-        <w:pStyle w:val="Heading2"/>
-        <w:spacing w:after="100" w:before="220"/>
-      </w:pPr>
-      <w:r>
-        <w:t xml:space="preserve">COP.7.e — Informed consent is taken by the personnel performing the procedure, where applicable.</w:t>
+        <w:t xml:space="preserve">Cross-reference to the PRE.4/PRE.2.g consent process.</w:t>
       </w:r>
     </w:p>
     <w:p>
@@ -3466,7 +3454,16 @@
           <w:sz w:val="22"/>
           <w:szCs w:val="22"/>
         </w:rPr>
-        <w:t xml:space="preserve">Records showing COP.7.e was followed for sampled patients/cases.</w:t>
+        <w:t xml:space="preserve">Consent-completeness check.</w:t>
+      </w:r>
+    </w:p>
+    <w:p>
+      <w:pPr>
+        <w:pStyle w:val="Heading2"/>
+        <w:spacing w:after="100" w:before="220"/>
+      </w:pPr>
+      <w:r>
+        <w:t xml:space="preserve">COP.7.f — Patients are appropriately monitored during and after the procedure.</w:t>
       </w:r>
     </w:p>
     <w:p>
@@ -3483,7 +3480,7 @@
           <w:sz w:val="22"/>
           <w:szCs w:val="22"/>
         </w:rPr>
-        <w:t xml:space="preserve">Written guidance / protocol referenced for this element (where required).</w:t>
+        <w:t xml:space="preserve">Intra- and post-procedure monitoring record.</w:t>
       </w:r>
     </w:p>
     <w:p>
@@ -3500,16 +3497,7 @@
           <w:sz w:val="22"/>
           <w:szCs w:val="22"/>
         </w:rPr>
-        <w:t xml:space="preserve">Audit sample notes for COP.7.e reviewed «quarterly».</w:t>
-      </w:r>
-    </w:p>
-    <w:p>
-      <w:pPr>
-        <w:pStyle w:val="Heading2"/>
-        <w:spacing w:after="100" w:before="220"/>
-      </w:pPr>
-      <w:r>
-        <w:t xml:space="preserve">COP.7.f — Patients are appropriately monitored during and after the procedure.</w:t>
+        <w:t xml:space="preserve">Monitoring-parameter documentation.</w:t>
       </w:r>
     </w:p>
     <w:p>
@@ -3526,7 +3514,16 @@
           <w:sz w:val="22"/>
           <w:szCs w:val="22"/>
         </w:rPr>
-        <w:t xml:space="preserve">Records showing COP.7.f was followed for sampled patients/cases.</w:t>
+        <w:t xml:space="preserve">Escalation record for an abnormal finding.</w:t>
+      </w:r>
+    </w:p>
+    <w:p>
+      <w:pPr>
+        <w:pStyle w:val="Heading2"/>
+        <w:spacing w:after="100" w:before="220"/>
+      </w:pPr>
+      <w:r>
+        <w:t xml:space="preserve">COP.7.g — Procedures are documented accurately in the patient record.</w:t>
       </w:r>
     </w:p>
     <w:p>
@@ -3543,7 +3540,7 @@
           <w:sz w:val="22"/>
           <w:szCs w:val="22"/>
         </w:rPr>
-        <w:t xml:space="preserve">Written guidance / protocol referenced for this element (where required).</w:t>
+        <w:t xml:space="preserve">Procedure-note documentation in the patient record.</w:t>
       </w:r>
     </w:p>
     <w:p>
@@ -3560,16 +3557,7 @@
           <w:sz w:val="22"/>
           <w:szCs w:val="22"/>
         </w:rPr>
-        <w:t xml:space="preserve">Audit sample notes for COP.7.f reviewed «quarterly».</w:t>
-      </w:r>
-    </w:p>
-    <w:p>
-      <w:pPr>
-        <w:pStyle w:val="Heading2"/>
-        <w:spacing w:after="100" w:before="220"/>
-      </w:pPr>
-      <w:r>
-        <w:t xml:space="preserve">COP.7.g — Procedures are documented accurately in the patient record.</w:t>
+        <w:t xml:space="preserve">Documentation-completeness and accuracy check.</w:t>
       </w:r>
     </w:p>
     <w:p>
@@ -3586,41 +3574,7 @@
           <w:sz w:val="22"/>
           <w:szCs w:val="22"/>
         </w:rPr>
-        <w:t xml:space="preserve">Records showing COP.7.g was followed for sampled patients/cases.</w:t>
-      </w:r>
-    </w:p>
-    <w:p>
-      <w:pPr>
-        <w:pStyle w:val="ListParagraph"/>
-        <w:numPr>
-          <w:ilvl w:val="0"/>
-          <w:numId w:val="1"/>
-        </w:numPr>
-        <w:spacing w:after="60"/>
-      </w:pPr>
-      <w:r>
-        <w:rPr>
-          <w:sz w:val="22"/>
-          <w:szCs w:val="22"/>
-        </w:rPr>
-        <w:t xml:space="preserve">Written guidance / protocol referenced for this element (where required).</w:t>
-      </w:r>
-    </w:p>
-    <w:p>
-      <w:pPr>
-        <w:pStyle w:val="ListParagraph"/>
-        <w:numPr>
-          <w:ilvl w:val="0"/>
-          <w:numId w:val="1"/>
-        </w:numPr>
-        <w:spacing w:after="60"/>
-      </w:pPr>
-      <w:r>
-        <w:rPr>
-          <w:sz w:val="22"/>
-          <w:szCs w:val="22"/>
-        </w:rPr>
-        <w:t xml:space="preserve">Audit sample notes for COP.7.g reviewed «quarterly».</w:t>
+        <w:t xml:space="preserve">Timeliness-of-entry record.</w:t>
       </w:r>
     </w:p>
     <w:p>

--- a/policies/build/masters_hco/HCO.COP.7_v2_master.docx
+++ b/policies/build/masters_hco/HCO.COP.7_v2_master.docx
@@ -692,19 +692,19 @@
           <w:sz w:val="22"/>
           <w:szCs w:val="22"/>
         </w:rPr>
-        <w:t xml:space="preserve">It covers objective elements COP.7.a–g (7 elements).</w:t>
-      </w:r>
-    </w:p>
-    <w:p>
-      <w:pPr>
-        <w:spacing w:after="140"/>
-      </w:pPr>
-      <w:r>
-        <w:rPr>
-          <w:sz w:val="22"/>
-          <w:szCs w:val="22"/>
-        </w:rPr>
-        <w:t xml:space="preserve">This policy owns COP.7. Related AAC, PRE, IPC/HIC, HRM and MOM duties stay with those policies — cross-reference only.</w:t>
+        <w:t xml:space="preserve">This policy covers all 7 requirements under this standard, listed in detail below.</w:t>
+      </w:r>
+    </w:p>
+    <w:p>
+      <w:pPr>
+        <w:spacing w:after="140"/>
+      </w:pPr>
+      <w:r>
+        <w:rPr>
+          <w:sz w:val="22"/>
+          <w:szCs w:val="22"/>
+        </w:rPr>
+        <w:t xml:space="preserve">This policy covers safe clinical procedures specifically. Related duties — like patient assessment, patient rights, infection control, staffing, or medication management — are covered in the hospital's other policies, not repeated here.</w:t>
       </w:r>
     </w:p>
     <w:p>
@@ -749,19 +749,19 @@
           <w:sz w:val="22"/>
           <w:szCs w:val="22"/>
         </w:rPr>
-        <w:t xml:space="preserve">It covers 7 objective elements (COP.7.a, COP.7.b, COP.7.c, COP.7.d, COP.7.e, COP.7.f, COP.7.g).</w:t>
-      </w:r>
-    </w:p>
-    <w:p>
-      <w:pPr>
-        <w:spacing w:after="140"/>
-      </w:pPr>
-      <w:r>
-        <w:rPr>
-          <w:sz w:val="22"/>
-          <w:szCs w:val="22"/>
-        </w:rPr>
-        <w:t xml:space="preserve">Boundaries: do not overwrite HCO AAC policies. Spell out abbreviations on first use in training materials.</w:t>
+        <w:t xml:space="preserve">This policy covers all 7 requirements under this standard, listed in detail below.</w:t>
+      </w:r>
+    </w:p>
+    <w:p>
+      <w:pPr>
+        <w:spacing w:after="140"/>
+      </w:pPr>
+      <w:r>
+        <w:rPr>
+          <w:sz w:val="22"/>
+          <w:szCs w:val="22"/>
+        </w:rPr>
+        <w:t xml:space="preserve">This policy covers safe clinical procedures specifically. Related duties — like patient assessment, patient rights, infection control, staffing, or medication management — are covered in the hospital's other policies, not repeated here. Spell out abbreviations on first use in training materials.</w:t>
       </w:r>
     </w:p>
     <w:p>
